--- a/data/drop/drop-BOLL/BOLL_MACD_RSI_Downtrend_Report_2026-09-16.docx
+++ b/data/drop/drop-BOLL/BOLL_MACD_RSI_Downtrend_Report_2026-09-16.docx
@@ -151,7 +151,7 @@
           </w:tcPr>
           <w:p>
             <w:r>
-              <w:t>838.96</w:t>
+              <w:t>919.40</w:t>
             </w:r>
           </w:p>
         </w:tc>
@@ -161,7 +161,7 @@
           </w:tcPr>
           <w:p>
             <w:r>
-              <w:t>1. 启动前提：股价从近期高位跌破BOLL中轨；3. 跌破中轨日前后6个交易日内MACD出现死叉；5. 近3-5日BOLL带张口，且中轨向下；6. 近3-5日上轨、中轨、下轨同时向下</w:t>
+              <w:t>1. 启动前提：股价从近期高位跌破BOLL中轨；3. 跌破中轨日前后6个交易日内MACD出现死叉；6. 近3-5日上轨、中轨、下轨同时向下；等级前提：近期高位跌破中轨，并且跌破日前后6个交易日内MACD死叉</w:t>
             </w:r>
           </w:p>
         </w:tc>
@@ -204,6 +204,48 @@
           <w:p>
             <w:r>
               <w:t>1. 启动前提：股价从近期高位跌破BOLL中轨；3. 跌破中轨日前后6个交易日内MACD出现死叉；5. 近3-5日BOLL带张口，且中轨向下；6. 近3-5日上轨、中轨、下轨同时向下</w:t>
+            </w:r>
+          </w:p>
+        </w:tc>
+      </w:tr>
+      <w:tr>
+        <w:tc>
+          <w:tcPr>
+            <w:tcW w:type="dxa" w:w="2160"/>
+          </w:tcPr>
+          <w:p>
+            <w:r>
+              <w:t>SNDK</w:t>
+            </w:r>
+          </w:p>
+        </w:tc>
+        <w:tc>
+          <w:tcPr>
+            <w:tcW w:type="dxa" w:w="2160"/>
+          </w:tcPr>
+          <w:p>
+            <w:r>
+              <w:t>A. 强信号</w:t>
+            </w:r>
+          </w:p>
+        </w:tc>
+        <w:tc>
+          <w:tcPr>
+            <w:tcW w:type="dxa" w:w="2160"/>
+          </w:tcPr>
+          <w:p>
+            <w:r>
+              <w:t>1519.97</w:t>
+            </w:r>
+          </w:p>
+        </w:tc>
+        <w:tc>
+          <w:tcPr>
+            <w:tcW w:type="dxa" w:w="2160"/>
+          </w:tcPr>
+          <w:p>
+            <w:r>
+              <w:t>1. 启动前提：股价从近期高位跌破BOLL中轨；3. 跌破中轨日前后6个交易日内MACD出现死叉；4. BOLL中轨连续3日及以上下跌；6. 近3-5日上轨、中轨、下轨同时向下</w:t>
             </w:r>
           </w:p>
         </w:tc>
@@ -319,7 +361,7 @@
           </w:tcPr>
           <w:p>
             <w:r>
-              <w:t>51.83</w:t>
+              <w:t>52.21</w:t>
             </w:r>
           </w:p>
         </w:tc>
@@ -361,7 +403,7 @@
           </w:tcPr>
           <w:p>
             <w:r>
-              <w:t>207.37</w:t>
+              <w:t>209.37</w:t>
             </w:r>
           </w:p>
         </w:tc>
@@ -371,7 +413,7 @@
           </w:tcPr>
           <w:p>
             <w:r>
-              <w:t>1. 启动前提：股价从近期高位跌破BOLL中轨；3. 跌破中轨日前后6个交易日内MACD出现死叉；4. BOLL中轨连续3日及以上下跌；等级前提：近期高位跌破中轨，并且跌破日前后6个交易日内MACD死叉</w:t>
+              <w:t>1. 启动前提：股价从近期高位跌破BOLL中轨；2. 跌破中轨后3-5个交易日未能重新站上中轨；3. 跌破中轨日前后6个交易日内MACD出现死叉；4. BOLL中轨连续3日及以上下跌</w:t>
             </w:r>
           </w:p>
         </w:tc>
@@ -403,7 +445,7 @@
           </w:tcPr>
           <w:p>
             <w:r>
-              <w:t>8.43</w:t>
+              <w:t>8.30</w:t>
             </w:r>
           </w:p>
         </w:tc>
@@ -413,7 +455,7 @@
           </w:tcPr>
           <w:p>
             <w:r>
-              <w:t>1. 启动前提：股价从近期高位跌破BOLL中轨；3. 跌破中轨日前后6个交易日内MACD出现死叉；4. BOLL中轨连续3日及以上下跌；5. 近3-5日BOLL带张口，且中轨向下</w:t>
+              <w:t>1. 启动前提：股价从近期高位跌破BOLL中轨；2. 跌破中轨后3-5个交易日未能重新站上中轨；3. 跌破中轨日前后6个交易日内MACD出现死叉；4. BOLL中轨连续3日及以上下跌</w:t>
             </w:r>
           </w:p>
         </w:tc>
@@ -445,7 +487,7 @@
           </w:tcPr>
           <w:p>
             <w:r>
-              <w:t>86.30</w:t>
+              <w:t>80.45</w:t>
             </w:r>
           </w:p>
         </w:tc>
@@ -487,49 +529,7 @@
           </w:tcPr>
           <w:p>
             <w:r>
-              <w:t>172.11</w:t>
-            </w:r>
-          </w:p>
-        </w:tc>
-        <w:tc>
-          <w:tcPr>
-            <w:tcW w:type="dxa" w:w="2160"/>
-          </w:tcPr>
-          <w:p>
-            <w:r>
-              <w:t>1. 启动前提：股价从近期高位跌破BOLL中轨；3. 跌破中轨日前后6个交易日内MACD出现死叉</w:t>
-            </w:r>
-          </w:p>
-        </w:tc>
-      </w:tr>
-      <w:tr>
-        <w:tc>
-          <w:tcPr>
-            <w:tcW w:type="dxa" w:w="2160"/>
-          </w:tcPr>
-          <w:p>
-            <w:r>
-              <w:t>SNDK</w:t>
-            </w:r>
-          </w:p>
-        </w:tc>
-        <w:tc>
-          <w:tcPr>
-            <w:tcW w:type="dxa" w:w="2160"/>
-          </w:tcPr>
-          <w:p>
-            <w:r>
-              <w:t>C. 观察信号</w:t>
-            </w:r>
-          </w:p>
-        </w:tc>
-        <w:tc>
-          <w:tcPr>
-            <w:tcW w:type="dxa" w:w="2160"/>
-          </w:tcPr>
-          <w:p>
-            <w:r>
-              <w:t>1530.90</w:t>
+              <w:t>164.51</w:t>
             </w:r>
           </w:p>
         </w:tc>
@@ -571,7 +571,7 @@
           </w:tcPr>
           <w:p>
             <w:r>
-              <w:t>15.78</w:t>
+              <w:t>15.64</w:t>
             </w:r>
           </w:p>
         </w:tc>
@@ -613,7 +613,7 @@
           </w:tcPr>
           <w:p>
             <w:r>
-              <w:t>8.14</w:t>
+              <w:t>7.91</w:t>
             </w:r>
           </w:p>
         </w:tc>
@@ -672,7 +672,7 @@
     </w:p>
     <w:p>
       <w:r>
-        <w:t>成交量：当日成交量 8359100；20日平均成交量 8881415；成交量倍数 0.94。</w:t>
+        <w:t>成交量：当日成交量 8395800；20日平均成交量 8883250；成交量倍数 0.95。</w:t>
       </w:r>
     </w:p>
     <w:p>
@@ -690,37 +690,37 @@
     </w:p>
     <w:p>
       <w:r>
-        <w:t>基础信息：日期 2026-09-15；当前价格 838.96；信号等级 A. 强信号。</w:t>
+        <w:t>基础信息：日期 2026-09-16；当前价格 919.40；信号等级 A. 强信号。</w:t>
       </w:r>
     </w:p>
     <w:p>
       <w:r>
-        <w:t>BOLL：上轨 987.08；中轨 892.00；下轨 796.92；Bandwidth 21.32%。</w:t>
+        <w:t>BOLL：上轨 989.69；中轨 894.30；下轨 798.91；Bandwidth 21.33%。</w:t>
       </w:r>
     </w:p>
     <w:p>
       <w:r>
-        <w:t>MACD：DIF 12.5813；DEA 21.7409；MACD柱 -9.1596；是否死叉：是。</w:t>
+        <w:t>MACD：DIF 13.7329；DEA 20.1502；MACD柱 -6.4174；是否死叉：是。</w:t>
       </w:r>
     </w:p>
     <w:p>
       <w:r>
-        <w:t>RSI：RSI6 35.79；RSI12 44.94；RSI24 48.05。</w:t>
+        <w:t>RSI：RSI6 54.81；RSI12 53.34；RSI24 52.75。</w:t>
       </w:r>
     </w:p>
     <w:p>
       <w:r>
-        <w:t>均线：MA20 892.00；MA50 830.73；MA200 N/A。</w:t>
+        <w:t>均线：MA20 894.30；MA50 835.14；MA200 N/A。</w:t>
       </w:r>
     </w:p>
     <w:p>
       <w:r>
-        <w:t>成交量：当日成交量 2893700；20日平均成交量 4068520；成交量倍数 0.71。</w:t>
+        <w:t>成交量：当日成交量 6482700；20日平均成交量 4092015；成交量倍数 1.58。</w:t>
       </w:r>
     </w:p>
     <w:p>
       <w:r>
-        <w:t>触发条件：1. 启动前提：股价从近期高位跌破BOLL中轨；3. 跌破中轨日前后6个交易日内MACD出现死叉；5. 近3-5日BOLL带张口，且中轨向下；6. 近3-5日上轨、中轨、下轨同时向下；等级前提：近期高位跌破中轨，并且跌破日前后6个交易日内MACD死叉；早期过滤：仍处于跌破中轨后的早期确认阶段。</w:t>
+        <w:t>触发条件：1. 启动前提：股价从近期高位跌破BOLL中轨；3. 跌破中轨日前后6个交易日内MACD出现死叉；6. 近3-5日上轨、中轨、下轨同时向下；等级前提：近期高位跌破中轨，并且跌破日前后6个交易日内MACD死叉；早期过滤：仍处于跌破中轨后的早期确认阶段。</w:t>
       </w:r>
     </w:p>
     <w:p>
@@ -758,12 +758,55 @@
     </w:p>
     <w:p>
       <w:r>
-        <w:t>成交量：当日成交量 34209600；20日平均成交量 29036620；成交量倍数 1.18。</w:t>
+        <w:t>成交量：当日成交量 34366400；20日平均成交量 29044460；成交量倍数 1.18。</w:t>
       </w:r>
     </w:p>
     <w:p>
       <w:r>
         <w:t>触发条件：1. 启动前提：股价从近期高位跌破BOLL中轨；3. 跌破中轨日前后6个交易日内MACD出现死叉；5. 近3-5日BOLL带张口，且中轨向下；6. 近3-5日上轨、中轨、下轨同时向下；等级前提：近期高位跌破中轨，并且跌破日前后6个交易日内MACD死叉；早期过滤：仍处于跌破中轨后的早期确认阶段。</w:t>
+      </w:r>
+    </w:p>
+    <w:p>
+      <w:pPr>
+        <w:pStyle w:val="Heading2"/>
+      </w:pPr>
+      <w:r>
+        <w:t>SNDK</w:t>
+      </w:r>
+    </w:p>
+    <w:p>
+      <w:r>
+        <w:t>基础信息：日期 2026-09-16；当前价格 1519.97；信号等级 A. 强信号。</w:t>
+      </w:r>
+    </w:p>
+    <w:p>
+      <w:r>
+        <w:t>BOLL：上轨 1754.48；中轨 1579.58；下轨 1404.69；Bandwidth 22.14%。</w:t>
+      </w:r>
+    </w:p>
+    <w:p>
+      <w:r>
+        <w:t>MACD：DIF 23.6236；DEA 33.5981；MACD柱 -9.9745；是否死叉：是。</w:t>
+      </w:r>
+    </w:p>
+    <w:p>
+      <w:r>
+        <w:t>RSI：RSI6 34.01；RSI12 45.85；RSI24 49.12。</w:t>
+      </w:r>
+    </w:p>
+    <w:p>
+      <w:r>
+        <w:t>均线：MA20 1579.58；MA50 1507.79；MA200 N/A。</w:t>
+      </w:r>
+    </w:p>
+    <w:p>
+      <w:r>
+        <w:t>成交量：当日成交量 7419200；20日平均成交量 10820115；成交量倍数 0.69。</w:t>
+      </w:r>
+    </w:p>
+    <w:p>
+      <w:r>
+        <w:t>触发条件：1. 启动前提：股价从近期高位跌破BOLL中轨；3. 跌破中轨日前后6个交易日内MACD出现死叉；4. BOLL中轨连续3日及以上下跌；6. 近3-5日上轨、中轨、下轨同时向下；等级前提：近期高位跌破中轨，并且跌破日前后6个交易日内MACD死叉；早期过滤：仍处于跌破中轨后的早期确认阶段。</w:t>
       </w:r>
     </w:p>
     <w:p>
@@ -801,7 +844,7 @@
     </w:p>
     <w:p>
       <w:r>
-        <w:t>成交量：当日成交量 20035000；20日平均成交量 24538020；成交量倍数 0.82。</w:t>
+        <w:t>成交量：当日成交量 20213000；20日平均成交量 24546920；成交量倍数 0.82。</w:t>
       </w:r>
     </w:p>
     <w:p>
@@ -862,32 +905,32 @@
     </w:p>
     <w:p>
       <w:r>
-        <w:t>基础信息：日期 2026-09-15；当前价格 51.83；信号等级 A. 强信号。</w:t>
+        <w:t>基础信息：日期 2026-09-16；当前价格 52.21；信号等级 A. 强信号。</w:t>
       </w:r>
     </w:p>
     <w:p>
       <w:r>
-        <w:t>BOLL：上轨 61.87；中轨 56.23；下轨 50.60；Bandwidth 20.05%。</w:t>
+        <w:t>BOLL：上轨 61.93；中轨 56.20；下轨 50.46；Bandwidth 20.41%。</w:t>
       </w:r>
     </w:p>
     <w:p>
       <w:r>
-        <w:t>MACD：DIF -0.3993；DEA 0.4295；MACD柱 -0.8289；是否死叉：是。</w:t>
+        <w:t>MACD：DIF -0.5261；DEA 0.2384；MACD柱 -0.7645；是否死叉：是。</w:t>
       </w:r>
     </w:p>
     <w:p>
       <w:r>
-        <w:t>RSI：RSI6 28.62；RSI12 38.86；RSI24 46.06。</w:t>
+        <w:t>RSI：RSI6 33.51；RSI12 40.67；RSI24 46.20。</w:t>
       </w:r>
     </w:p>
     <w:p>
       <w:r>
-        <w:t>均线：MA20 56.23；MA50 53.23；MA200 N/A。</w:t>
+        <w:t>均线：MA20 56.20；MA50 53.06；MA200 N/A。</w:t>
       </w:r>
     </w:p>
     <w:p>
       <w:r>
-        <w:t>成交量：当日成交量 1248100；20日平均成交量 1514310；成交量倍数 0.82。</w:t>
+        <w:t>成交量：当日成交量 2663300；20日平均成交量 1581785；成交量倍数 1.68。</w:t>
       </w:r>
     </w:p>
     <w:p>
@@ -905,37 +948,37 @@
     </w:p>
     <w:p>
       <w:r>
-        <w:t>基础信息：日期 2026-09-15；当前价格 207.37；信号等级 B. 中等信号。</w:t>
+        <w:t>基础信息：日期 2026-09-16；当前价格 209.37；信号等级 B. 中等信号。</w:t>
       </w:r>
     </w:p>
     <w:p>
       <w:r>
-        <w:t>BOLL：上轨 245.32；中轨 219.47；下轨 193.63；Bandwidth 23.55%。</w:t>
+        <w:t>BOLL：上轨 240.00；中轨 217.52；下轨 195.04；Bandwidth 20.67%。</w:t>
       </w:r>
     </w:p>
     <w:p>
       <w:r>
-        <w:t>MACD：DIF 0.6121；DEA 1.6356；MACD柱 -1.0234；是否死叉：是。</w:t>
+        <w:t>MACD：DIF -0.2594；DEA 1.2577；MACD柱 -1.5171；是否死叉：是。</w:t>
       </w:r>
     </w:p>
     <w:p>
       <w:r>
-        <w:t>RSI：RSI6 35.74；RSI12 44.55；RSI24 47.91。</w:t>
+        <w:t>RSI：RSI6 38.59；RSI12 45.54；RSI24 48.41。</w:t>
       </w:r>
     </w:p>
     <w:p>
       <w:r>
-        <w:t>均线：MA20 219.47；MA50 211.50；MA200 N/A。</w:t>
+        <w:t>均线：MA20 217.52；MA50 211.78；MA200 N/A。</w:t>
       </w:r>
     </w:p>
     <w:p>
       <w:r>
-        <w:t>成交量：当日成交量 10489000；20日平均成交量 16834100；成交量倍数 0.62。</w:t>
+        <w:t>成交量：当日成交量 13917900；20日平均成交量 16388785；成交量倍数 0.85。</w:t>
       </w:r>
     </w:p>
     <w:p>
       <w:r>
-        <w:t>触发条件：1. 启动前提：股价从近期高位跌破BOLL中轨；3. 跌破中轨日前后6个交易日内MACD出现死叉；4. BOLL中轨连续3日及以上下跌；等级前提：近期高位跌破中轨，并且跌破日前后6个交易日内MACD死叉；早期过滤：仍处于跌破中轨后的早期确认阶段。</w:t>
+        <w:t>触发条件：1. 启动前提：股价从近期高位跌破BOLL中轨；2. 跌破中轨后3-5个交易日未能重新站上中轨；3. 跌破中轨日前后6个交易日内MACD出现死叉；4. BOLL中轨连续3日及以上下跌；等级前提：近期高位跌破中轨，并且跌破日前后6个交易日内MACD死叉；早期过滤：仍处于跌破中轨后的早期确认阶段。</w:t>
       </w:r>
     </w:p>
     <w:p>
@@ -948,37 +991,37 @@
     </w:p>
     <w:p>
       <w:r>
-        <w:t>基础信息：日期 2026-09-15；当前价格 8.43；信号等级 C. 观察信号。</w:t>
+        <w:t>基础信息：日期 2026-09-16；当前价格 8.30；信号等级 C. 观察信号。</w:t>
       </w:r>
     </w:p>
     <w:p>
       <w:r>
-        <w:t>BOLL：上轨 10.82；中轨 9.44；下轨 8.06；Bandwidth 29.30%。</w:t>
+        <w:t>BOLL：上轨 10.85；中轨 9.42；下轨 7.99；Bandwidth 30.34%。</w:t>
       </w:r>
     </w:p>
     <w:p>
       <w:r>
-        <w:t>MACD：DIF -0.0264；DEA 0.1185；MACD柱 -0.1449；是否死叉：是。</w:t>
+        <w:t>MACD：DIF -0.1102；DEA 0.0729；MACD柱 -0.1830；是否死叉：是。</w:t>
       </w:r>
     </w:p>
     <w:p>
       <w:r>
-        <w:t>RSI：RSI6 31.02；RSI12 40.47；RSI24 44.50。</w:t>
+        <w:t>RSI：RSI6 29.46；RSI12 39.46；RSI24 43.96。</w:t>
       </w:r>
     </w:p>
     <w:p>
       <w:r>
-        <w:t>均线：MA20 9.44；MA50 9.06；MA200 N/A。</w:t>
+        <w:t>均线：MA20 9.42；MA50 9.05；MA200 N/A。</w:t>
       </w:r>
     </w:p>
     <w:p>
       <w:r>
-        <w:t>成交量：当日成交量 34847100；20日平均成交量 37256675；成交量倍数 0.94。</w:t>
+        <w:t>成交量：当日成交量 42278900；20日平均成交量 37851930；成交量倍数 1.12。</w:t>
       </w:r>
     </w:p>
     <w:p>
       <w:r>
-        <w:t>触发条件：1. 启动前提：股价从近期高位跌破BOLL中轨；3. 跌破中轨日前后6个交易日内MACD出现死叉；4. BOLL中轨连续3日及以上下跌；5. 近3-5日BOLL带张口，且中轨向下。</w:t>
+        <w:t>触发条件：1. 启动前提：股价从近期高位跌破BOLL中轨；2. 跌破中轨后3-5个交易日未能重新站上中轨；3. 跌破中轨日前后6个交易日内MACD出现死叉；4. BOLL中轨连续3日及以上下跌；5. 近3-5日BOLL带张口，且中轨向下。</w:t>
       </w:r>
     </w:p>
     <w:p>
@@ -991,32 +1034,32 @@
     </w:p>
     <w:p>
       <w:r>
-        <w:t>基础信息：日期 2026-09-15；当前价格 86.30；信号等级 C. 观察信号。</w:t>
+        <w:t>基础信息：日期 2026-09-16；当前价格 80.45；信号等级 C. 观察信号。</w:t>
       </w:r>
     </w:p>
     <w:p>
       <w:r>
-        <w:t>BOLL：上轨 104.51；中轨 90.29；下轨 76.06；Bandwidth 31.51%。</w:t>
+        <w:t>BOLL：上轨 103.05；中轨 90.72；下轨 78.39；Bandwidth 27.18%。</w:t>
       </w:r>
     </w:p>
     <w:p>
       <w:r>
-        <w:t>MACD：DIF 4.8070；DEA 5.8413；MACD柱 -1.0343；是否死叉：是。</w:t>
+        <w:t>MACD：DIF 3.5666；DEA 5.3870；MACD柱 -1.8205；是否死叉：是。</w:t>
       </w:r>
     </w:p>
     <w:p>
       <w:r>
-        <w:t>RSI：RSI6 39.98；RSI12 48.65；RSI24 51.22。</w:t>
+        <w:t>RSI：RSI6 32.94；RSI12 43.75；RSI24 48.36。</w:t>
       </w:r>
     </w:p>
     <w:p>
       <w:r>
-        <w:t>均线：MA20 90.29；MA50 75.41；MA200 N/A。</w:t>
+        <w:t>均线：MA20 90.72；MA50 75.72；MA200 N/A。</w:t>
       </w:r>
     </w:p>
     <w:p>
       <w:r>
-        <w:t>成交量：当日成交量 23093100；20日平均成交量 16118330；成交量倍数 1.43。</w:t>
+        <w:t>成交量：当日成交量 25812600；20日平均成交量 16958935；成交量倍数 1.52。</w:t>
       </w:r>
     </w:p>
     <w:p>
@@ -1034,75 +1077,32 @@
     </w:p>
     <w:p>
       <w:r>
-        <w:t>基础信息：日期 2026-09-15；当前价格 172.11；信号等级 C. 观察信号。</w:t>
+        <w:t>基础信息：日期 2026-09-16；当前价格 164.51；信号等级 C. 观察信号。</w:t>
       </w:r>
     </w:p>
     <w:p>
       <w:r>
-        <w:t>BOLL：上轨 199.85；中轨 178.25；下轨 156.66；Bandwidth 24.23%。</w:t>
+        <w:t>BOLL：上轨 196.36；中轨 179.17；下轨 161.97；Bandwidth 19.20%。</w:t>
       </w:r>
     </w:p>
     <w:p>
       <w:r>
-        <w:t>MACD：DIF 4.2891；DEA 5.2876；MACD柱 -0.9985；是否死叉：是。</w:t>
+        <w:t>MACD：DIF 2.8732；DEA 4.8057；MACD柱 -1.9325；是否死叉：是。</w:t>
       </w:r>
     </w:p>
     <w:p>
       <w:r>
-        <w:t>RSI：RSI6 43.53；RSI12 48.54；RSI24 50.10。</w:t>
+        <w:t>RSI：RSI6 37.72；RSI12 44.92；RSI24 47.80。</w:t>
       </w:r>
     </w:p>
     <w:p>
       <w:r>
-        <w:t>均线：MA20 178.25；MA50 165.63；MA200 N/A。</w:t>
+        <w:t>均线：MA20 179.17；MA50 165.65；MA200 N/A。</w:t>
       </w:r>
     </w:p>
     <w:p>
       <w:r>
-        <w:t>成交量：当日成交量 18766500；20日平均成交量 10817620；成交量倍数 1.73。</w:t>
-      </w:r>
-    </w:p>
-    <w:p>
-      <w:r>
-        <w:t>触发条件：1. 启动前提：股价从近期高位跌破BOLL中轨；3. 跌破中轨日前后6个交易日内MACD出现死叉。</w:t>
-      </w:r>
-    </w:p>
-    <w:p>
-      <w:pPr>
-        <w:pStyle w:val="Heading2"/>
-      </w:pPr>
-      <w:r>
-        <w:t>SNDK</w:t>
-      </w:r>
-    </w:p>
-    <w:p>
-      <w:r>
-        <w:t>基础信息：日期 2026-09-15；当前价格 1530.90；信号等级 C. 观察信号。</w:t>
-      </w:r>
-    </w:p>
-    <w:p>
-      <w:r>
-        <w:t>BOLL：上轨 1758.63；中轨 1584.87；下轨 1411.12；Bandwidth 21.93%。</w:t>
-      </w:r>
-    </w:p>
-    <w:p>
-      <w:r>
-        <w:t>MACD：DIF 32.6470；DEA 36.0802；MACD柱 -3.4332；是否死叉：是。</w:t>
-      </w:r>
-    </w:p>
-    <w:p>
-      <w:r>
-        <w:t>RSI：RSI6 35.46；RSI12 46.62；RSI24 49.05。</w:t>
-      </w:r>
-    </w:p>
-    <w:p>
-      <w:r>
-        <w:t>均线：MA20 1584.87；MA50 1509.74；MA200 N/A。</w:t>
-      </w:r>
-    </w:p>
-    <w:p>
-      <w:r>
-        <w:t>成交量：当日成交量 6873900；20日平均成交量 11381690；成交量倍数 0.60。</w:t>
+        <w:t>成交量：当日成交量 13773100；20日平均成交量 11168940；成交量倍数 1.23。</w:t>
       </w:r>
     </w:p>
     <w:p>
@@ -1120,37 +1120,37 @@
     </w:p>
     <w:p>
       <w:r>
-        <w:t>基础信息：日期 2026-09-15；当前价格 15.78；信号等级 C. 观察信号。</w:t>
+        <w:t>基础信息：日期 2026-09-16；当前价格 15.64；信号等级 C. 观察信号。</w:t>
       </w:r>
     </w:p>
     <w:p>
       <w:r>
-        <w:t>BOLL：上轨 19.99；中轨 17.97；下轨 15.95；Bandwidth 22.51%。</w:t>
+        <w:t>BOLL：上轨 20.09；中轨 17.84；下轨 15.58；Bandwidth 25.29%。</w:t>
       </w:r>
     </w:p>
     <w:p>
       <w:r>
-        <w:t>MACD：DIF -0.5581；DEA -0.2933；MACD柱 -0.2648；是否死叉：是。</w:t>
+        <w:t>MACD：DIF -0.6490；DEA -0.3643；MACD柱 -0.2847；是否死叉：是。</w:t>
       </w:r>
     </w:p>
     <w:p>
       <w:r>
-        <w:t>RSI：RSI6 27.57；RSI12 37.15；RSI24 42.06。</w:t>
+        <w:t>RSI：RSI6 26.42；RSI12 36.49；RSI24 41.71。</w:t>
       </w:r>
     </w:p>
     <w:p>
       <w:r>
-        <w:t>均线：MA20 17.97；MA50 17.85；MA200 N/A。</w:t>
+        <w:t>均线：MA20 17.84；MA50 17.78；MA200 N/A。</w:t>
       </w:r>
     </w:p>
     <w:p>
       <w:r>
-        <w:t>成交量：当日成交量 1155600；20日平均成交量 1596530；成交量倍数 0.72。</w:t>
+        <w:t>成交量：当日成交量 1969500；20日平均成交量 1600960；成交量倍数 1.23。</w:t>
       </w:r>
     </w:p>
     <w:p>
       <w:r>
-        <w:t>触发条件：1. 启动前提：股价从近期高位跌破BOLL中轨；2. 跌破中轨后3-5个交易日未能重新站上中轨；3. 跌破中轨日前后6个交易日内MACD出现死叉；4. BOLL中轨连续3日及以上下跌；6. 近3-5日上轨、中轨、下轨同时向下。</w:t>
+        <w:t>触发条件：1. 启动前提：股价从近期高位跌破BOLL中轨；2. 跌破中轨后3-5个交易日未能重新站上中轨；3. 跌破中轨日前后6个交易日内MACD出现死叉；4. BOLL中轨连续3日及以上下跌；5. 近3-5日BOLL带张口，且中轨向下；6. 近3-5日上轨、中轨、下轨同时向下。</w:t>
       </w:r>
     </w:p>
     <w:p>
@@ -1163,32 +1163,32 @@
     </w:p>
     <w:p>
       <w:r>
-        <w:t>基础信息：日期 2026-09-15；当前价格 8.14；信号等级 C. 观察信号。</w:t>
+        <w:t>基础信息：日期 2026-09-16；当前价格 7.91；信号等级 C. 观察信号。</w:t>
       </w:r>
     </w:p>
     <w:p>
       <w:r>
-        <w:t>BOLL：上轨 8.47；中轨 8.02；下轨 7.58；Bandwidth 11.07%。</w:t>
+        <w:t>BOLL：上轨 8.46；中轨 8.03；下轨 7.61；Bandwidth 10.59%。</w:t>
       </w:r>
     </w:p>
     <w:p>
       <w:r>
-        <w:t>MACD：DIF 0.1081；DEA 0.1085；MACD柱 -0.0005；是否死叉：是。</w:t>
+        <w:t>MACD：DIF 0.0886；DEA 0.1046；MACD柱 -0.0160；是否死叉：是。</w:t>
       </w:r>
     </w:p>
     <w:p>
       <w:r>
-        <w:t>RSI：RSI6 53.11；RSI12 53.41；RSI24 51.67。</w:t>
+        <w:t>RSI：RSI6 44.81；RSI12 48.98；RSI24 50.49。</w:t>
       </w:r>
     </w:p>
     <w:p>
       <w:r>
-        <w:t>均线：MA20 8.02；MA50 7.78；MA200 N/A。</w:t>
+        <w:t>均线：MA20 8.03；MA50 7.76；MA200 N/A。</w:t>
       </w:r>
     </w:p>
     <w:p>
       <w:r>
-        <w:t>成交量：当日成交量 8949300；20日平均成交量 8395305；成交量倍数 1.07。</w:t>
+        <w:t>成交量：当日成交量 9205000；20日平均成交量 8584890；成交量倍数 1.07。</w:t>
       </w:r>
     </w:p>
     <w:p>
@@ -1211,12 +1211,17 @@
     </w:p>
     <w:p>
       <w:r>
-        <w:t>LITE：A. 强信号。触发条件：1. 启动前提：股价从近期高位跌破BOLL中轨；3. 跌破中轨日前后6个交易日内MACD出现死叉；5. 近3-5日BOLL带张口，且中轨向下；6. 近3-5日上轨、中轨、下轨同时向下；等级前提：近期高位跌破中轨，并且跌破日前后6个交易日内MACD死叉；早期过滤：仍处于跌破中轨后的早期确认阶段。当前属于强信号，需要重点观察下跌趋势是否加速，同时关注 MA50 附近 830.73 的支撑或压力变化。</w:t>
+        <w:t>LITE：A. 强信号。触发条件：1. 启动前提：股价从近期高位跌破BOLL中轨；3. 跌破中轨日前后6个交易日内MACD出现死叉；6. 近3-5日上轨、中轨、下轨同时向下；等级前提：近期高位跌破中轨，并且跌破日前后6个交易日内MACD死叉；早期过滤：仍处于跌破中轨后的早期确认阶段。当前属于强信号，需要重点观察下跌趋势是否加速，同时关注 MA50 附近 835.14 的支撑或压力变化。</w:t>
       </w:r>
     </w:p>
     <w:p>
       <w:r>
         <w:t>ORCL：A. 强信号。触发条件：1. 启动前提：股价从近期高位跌破BOLL中轨；3. 跌破中轨日前后6个交易日内MACD出现死叉；5. 近3-5日BOLL带张口，且中轨向下；6. 近3-5日上轨、中轨、下轨同时向下；等级前提：近期高位跌破中轨，并且跌破日前后6个交易日内MACD死叉；早期过滤：仍处于跌破中轨后的早期确认阶段。当前属于强信号，需要重点观察下跌趋势是否加速，同时关注 MA50 附近 140.73 的支撑或压力变化。</w:t>
+      </w:r>
+    </w:p>
+    <w:p>
+      <w:r>
+        <w:t>SNDK：A. 强信号。触发条件：1. 启动前提：股价从近期高位跌破BOLL中轨；3. 跌破中轨日前后6个交易日内MACD出现死叉；4. BOLL中轨连续3日及以上下跌；6. 近3-5日上轨、中轨、下轨同时向下；等级前提：近期高位跌破中轨，并且跌破日前后6个交易日内MACD死叉；早期过滤：仍处于跌破中轨后的早期确认阶段。当前属于强信号，需要重点观察下跌趋势是否加速，同时关注 MA50 附近 1507.79 的支撑或压力变化。</w:t>
       </w:r>
     </w:p>
     <w:p>
@@ -1231,42 +1236,37 @@
     </w:p>
     <w:p>
       <w:r>
-        <w:t>CRSP：A. 强信号。触发条件：1. 启动前提：股价从近期高位跌破BOLL中轨；3. 跌破中轨日前后6个交易日内MACD出现死叉；4. BOLL中轨连续3日及以上下跌；5. 近3-5日BOLL带张口，且中轨向下；等级前提：近期高位跌破中轨，并且跌破日前后6个交易日内MACD死叉；早期过滤：仍处于跌破中轨后的早期确认阶段。当前属于强信号，需要重点观察下跌趋势是否加速，同时关注 MA50 附近 53.23 的支撑或压力变化。</w:t>
+        <w:t>CRSP：A. 强信号。触发条件：1. 启动前提：股价从近期高位跌破BOLL中轨；3. 跌破中轨日前后6个交易日内MACD出现死叉；4. BOLL中轨连续3日及以上下跌；5. 近3-5日BOLL带张口，且中轨向下；等级前提：近期高位跌破中轨，并且跌破日前后6个交易日内MACD死叉；早期过滤：仍处于跌破中轨后的早期确认阶段。当前属于强信号，需要重点观察下跌趋势是否加速，同时关注 MA50 附近 53.06 的支撑或压力变化。</w:t>
       </w:r>
     </w:p>
     <w:p>
       <w:r>
-        <w:t>NBIS：B. 中等信号。触发条件：1. 启动前提：股价从近期高位跌破BOLL中轨；3. 跌破中轨日前后6个交易日内MACD出现死叉；4. BOLL中轨连续3日及以上下跌；等级前提：近期高位跌破中轨，并且跌破日前后6个交易日内MACD死叉；早期过滤：仍处于跌破中轨后的早期确认阶段。当前属于中等信号，说明下跌结构正在形成或延续，同时关注 MA50 附近 211.50 的支撑或压力变化。</w:t>
+        <w:t>NBIS：B. 中等信号。触发条件：1. 启动前提：股价从近期高位跌破BOLL中轨；2. 跌破中轨后3-5个交易日未能重新站上中轨；3. 跌破中轨日前后6个交易日内MACD出现死叉；4. BOLL中轨连续3日及以上下跌；等级前提：近期高位跌破中轨，并且跌破日前后6个交易日内MACD死叉；早期过滤：仍处于跌破中轨后的早期确认阶段。当前属于中等信号，说明下跌结构正在形成或延续，同时关注 MA50 附近 211.78 的支撑或压力变化。</w:t>
       </w:r>
     </w:p>
     <w:p>
       <w:r>
-        <w:t>SMR：C. 观察信号。触发条件：1. 启动前提：股价从近期高位跌破BOLL中轨；3. 跌破中轨日前后6个交易日内MACD出现死叉；4. BOLL中轨连续3日及以上下跌；5. 近3-5日BOLL带张口，且中轨向下。当前属于观察信号，需要后续交易日确认是否继续走弱，同时关注 MA50 附近 9.06 的支撑或压力变化。</w:t>
+        <w:t>SMR：C. 观察信号。触发条件：1. 启动前提：股价从近期高位跌破BOLL中轨；2. 跌破中轨后3-5个交易日未能重新站上中轨；3. 跌破中轨日前后6个交易日内MACD出现死叉；4. BOLL中轨连续3日及以上下跌；5. 近3-5日BOLL带张口，且中轨向下。当前属于观察信号，需要后续交易日确认是否继续走弱，同时关注 MA50 附近 9.05 的支撑或压力变化。</w:t>
       </w:r>
     </w:p>
     <w:p>
       <w:r>
-        <w:t>CRCL：C. 观察信号。触发条件：1. 启动前提：股价从近期高位跌破BOLL中轨；3. 跌破中轨日前后6个交易日内MACD出现死叉。当前属于观察信号，需要后续交易日确认是否继续走弱，同时关注 MA50 附近 75.41 的支撑或压力变化。</w:t>
+        <w:t>CRCL：C. 观察信号。触发条件：1. 启动前提：股价从近期高位跌破BOLL中轨；3. 跌破中轨日前后6个交易日内MACD出现死叉。当前属于观察信号，需要后续交易日确认是否继续走弱，同时关注 MA50 附近 75.72 的支撑或压力变化。</w:t>
       </w:r>
     </w:p>
     <w:p>
       <w:r>
-        <w:t>COIN：C. 观察信号。触发条件：1. 启动前提：股价从近期高位跌破BOLL中轨；3. 跌破中轨日前后6个交易日内MACD出现死叉。当前属于观察信号，需要后续交易日确认是否继续走弱，同时关注 MA50 附近 165.63 的支撑或压力变化。</w:t>
+        <w:t>COIN：C. 观察信号。触发条件：1. 启动前提：股价从近期高位跌破BOLL中轨；3. 跌破中轨日前后6个交易日内MACD出现死叉。当前属于观察信号，需要后续交易日确认是否继续走弱，同时关注 MA50 附近 165.65 的支撑或压力变化。</w:t>
       </w:r>
     </w:p>
     <w:p>
       <w:r>
-        <w:t>SNDK：C. 观察信号。触发条件：1. 启动前提：股价从近期高位跌破BOLL中轨；3. 跌破中轨日前后6个交易日内MACD出现死叉。当前属于观察信号，需要后续交易日确认是否继续走弱，同时关注 MA50 附近 1509.74 的支撑或压力变化。</w:t>
+        <w:t>NNE：C. 观察信号。触发条件：1. 启动前提：股价从近期高位跌破BOLL中轨；2. 跌破中轨后3-5个交易日未能重新站上中轨；3. 跌破中轨日前后6个交易日内MACD出现死叉；4. BOLL中轨连续3日及以上下跌；5. 近3-5日BOLL带张口，且中轨向下；6. 近3-5日上轨、中轨、下轨同时向下。当前属于观察信号，需要后续交易日确认是否继续走弱，同时关注 MA50 附近 17.78 的支撑或压力变化。</w:t>
       </w:r>
     </w:p>
     <w:p>
       <w:r>
-        <w:t>NNE：C. 观察信号。触发条件：1. 启动前提：股价从近期高位跌破BOLL中轨；2. 跌破中轨后3-5个交易日未能重新站上中轨；3. 跌破中轨日前后6个交易日内MACD出现死叉；4. BOLL中轨连续3日及以上下跌；6. 近3-5日上轨、中轨、下轨同时向下。当前属于观察信号，需要后续交易日确认是否继续走弱，同时关注 MA50 附近 17.85 的支撑或压力变化。</w:t>
-      </w:r>
-    </w:p>
-    <w:p>
-      <w:r>
-        <w:t>IBRX：C. 观察信号。触发条件：1. 启动前提：股价从近期高位跌破BOLL中轨；3. 跌破中轨日前后6个交易日内MACD出现死叉。当前属于观察信号，需要后续交易日确认是否继续走弱，同时关注 MA50 附近 7.78 的支撑或压力变化。</w:t>
+        <w:t>IBRX：C. 观察信号。触发条件：1. 启动前提：股价从近期高位跌破BOLL中轨；3. 跌破中轨日前后6个交易日内MACD出现死叉。当前属于观察信号，需要后续交易日确认是否继续走弱，同时关注 MA50 附近 7.76 的支撑或压力变化。</w:t>
       </w:r>
     </w:p>
     <w:sectPr>
